--- a/a7/build/out/u6/A7 6.03 Pythagorean Theorem - Additional Question Bank - Key.docx
+++ b/a7/build/out/u6/A7 6.03 Pythagorean Theorem - Additional Question Bank - Key.docx
@@ -342,7 +342,7 @@
                 <w:color w:val="1A1A1A"/>
                 <w:sz w:val="22"/>
               </w:rPr>
-              <w:t>Legs of 3 in and 10 in</w:t>
+              <w:t>Legs of 3 inches and 10 inches</w:t>
             </w:r>
           </w:p>
           <w:p>
@@ -648,7 +648,7 @@
                 <w:color w:val="1A1A1A"/>
                 <w:sz w:val="22"/>
               </w:rPr>
-              <w:t>Hypotenuse 7 in, one leg 4 in</w:t>
+              <w:t>Hypotenuse 7 inches, one leg 4 inches</w:t>
             </w:r>
           </w:p>
           <w:p>
